--- a/Util/WordTemplate.docx
+++ b/Util/WordTemplate.docx
@@ -48,7 +48,6 @@
         </w:rPr>
         <w:br/>
       </w:r>
-      <w:proofErr w:type="spellStart"/>
       <w:r>
         <w:rPr>
           <w:rFonts w:ascii="Arial" w:hAnsi="Arial" w:cs="Arial"/>
@@ -58,7 +57,6 @@
         </w:rPr>
         <w:t>Fecha_Hoy</w:t>
       </w:r>
-      <w:proofErr w:type="spellEnd"/>
     </w:p>
     <w:p>
       <w:pPr>
@@ -154,11 +152,9 @@
             <w:r>
               <w:t xml:space="preserve">                   </w:t>
             </w:r>
-            <w:proofErr w:type="spellStart"/>
             <w:r>
               <w:t>Nombre_Generador</w:t>
             </w:r>
-            <w:proofErr w:type="spellEnd"/>
           </w:p>
         </w:tc>
         <w:tc>
@@ -184,7 +180,6 @@
               </w:rPr>
               <w:t xml:space="preserve">         </w:t>
             </w:r>
-            <w:proofErr w:type="spellStart"/>
             <w:r>
               <w:rPr>
                 <w:rFonts w:ascii="Arial" w:hAnsi="Arial" w:cs="Arial"/>
@@ -194,7 +189,6 @@
               </w:rPr>
               <w:t>Punto_Venta</w:t>
             </w:r>
-            <w:proofErr w:type="spellEnd"/>
           </w:p>
         </w:tc>
         <w:tc>
@@ -203,7 +197,6 @@
           </w:tcPr>
           <w:p>
             <w:pPr>
-              <w:jc w:val="both"/>
               <w:rPr>
                 <w:rFonts w:ascii="Arial" w:hAnsi="Arial" w:cs="Arial"/>
                 <w:sz w:val="24"/>
@@ -211,27 +204,13 @@
               </w:rPr>
             </w:pPr>
             <w:r>
-              <w:t xml:space="preserve"> </w:t>
-            </w:r>
-            <w:r>
-              <w:t xml:space="preserve"> </w:t>
-            </w:r>
-            <w:r>
-              <w:t xml:space="preserve">  </w:t>
-            </w:r>
-            <w:r>
-              <w:t xml:space="preserve"> </w:t>
-            </w:r>
-            <w:r>
-              <w:t xml:space="preserve">  </w:t>
-            </w:r>
-            <w:proofErr w:type="spellStart"/>
-            <w:r>
-              <w:t>Nit</w:t>
-            </w:r>
-            <w:proofErr w:type="spellEnd"/>
-            <w:r>
-              <w:t>_</w:t>
+              <w:rPr>
+                <w:rFonts w:ascii="Arial" w:hAnsi="Arial" w:cs="Arial"/>
+                <w:sz w:val="24"/>
+                <w:szCs w:val="24"/>
+                <w:lang w:val="es-ES"/>
+              </w:rPr>
+              <w:t>Nitt</w:t>
             </w:r>
           </w:p>
         </w:tc>
@@ -315,7 +294,7 @@
                 <w:szCs w:val="24"/>
                 <w:lang w:val="es-ES"/>
               </w:rPr>
-              <w:t xml:space="preserve">              </w:t>
+              <w:t xml:space="preserve">            </w:t>
             </w:r>
             <w:r>
               <w:rPr>
@@ -324,67 +303,7 @@
                 <w:szCs w:val="24"/>
                 <w:lang w:val="es-ES"/>
               </w:rPr>
-              <w:t xml:space="preserve">   </w:t>
-            </w:r>
-            <w:r>
-              <w:rPr>
-                <w:rFonts w:ascii="Arial" w:hAnsi="Arial" w:cs="Arial"/>
-                <w:sz w:val="24"/>
-                <w:szCs w:val="24"/>
-                <w:lang w:val="es-ES"/>
-              </w:rPr>
-              <w:t xml:space="preserve"> </w:t>
-            </w:r>
-            <w:r>
-              <w:rPr>
-                <w:rFonts w:ascii="Arial" w:hAnsi="Arial" w:cs="Arial"/>
-                <w:sz w:val="24"/>
-                <w:szCs w:val="24"/>
-                <w:lang w:val="es-ES"/>
-              </w:rPr>
-              <w:t xml:space="preserve">  </w:t>
-            </w:r>
-            <w:r>
-              <w:rPr>
-                <w:rFonts w:ascii="Arial" w:hAnsi="Arial" w:cs="Arial"/>
-                <w:sz w:val="24"/>
-                <w:szCs w:val="24"/>
-                <w:lang w:val="es-ES"/>
-              </w:rPr>
-              <w:t xml:space="preserve">    </w:t>
-            </w:r>
-            <w:r>
-              <w:rPr>
-                <w:rFonts w:ascii="Arial" w:hAnsi="Arial" w:cs="Arial"/>
-                <w:sz w:val="24"/>
-                <w:szCs w:val="24"/>
-                <w:lang w:val="es-ES"/>
-              </w:rPr>
-              <w:t xml:space="preserve">  </w:t>
-            </w:r>
-            <w:r>
-              <w:t xml:space="preserve"> </w:t>
-            </w:r>
-            <w:r>
-              <w:t xml:space="preserve"> </w:t>
-            </w:r>
-            <w:r>
-              <w:t xml:space="preserve"> </w:t>
-            </w:r>
-            <w:r>
-              <w:t xml:space="preserve"> </w:t>
-            </w:r>
-            <w:r>
-              <w:t xml:space="preserve"> </w:t>
-            </w:r>
-            <w:r>
-              <w:t xml:space="preserve"> </w:t>
-            </w:r>
-            <w:r>
-              <w:t xml:space="preserve">  </w:t>
-            </w:r>
-            <w:r>
-              <w:t>Direccion_</w:t>
+              <w:t>Direccionn</w:t>
             </w:r>
           </w:p>
         </w:tc>
@@ -420,27 +339,18 @@
                 <w:rFonts w:ascii="Arial" w:hAnsi="Arial" w:cs="Arial"/>
                 <w:sz w:val="24"/>
                 <w:szCs w:val="24"/>
-              </w:rPr>
-              <w:t xml:space="preserve">  </w:t>
-            </w:r>
-            <w:r>
-              <w:rPr>
-                <w:rFonts w:ascii="Arial" w:hAnsi="Arial" w:cs="Arial"/>
-                <w:sz w:val="24"/>
-                <w:szCs w:val="24"/>
+                <w:lang w:val="es-ES"/>
               </w:rPr>
               <w:t xml:space="preserve"> </w:t>
             </w:r>
             <w:r>
-              <w:t xml:space="preserve"> </w:t>
-            </w:r>
-            <w:proofErr w:type="spellStart"/>
-            <w:r>
-              <w:t>Telefono</w:t>
-            </w:r>
-            <w:proofErr w:type="spellEnd"/>
-            <w:r>
-              <w:t>_</w:t>
+              <w:rPr>
+                <w:rFonts w:ascii="Arial" w:hAnsi="Arial" w:cs="Arial"/>
+                <w:sz w:val="24"/>
+                <w:szCs w:val="24"/>
+                <w:lang w:val="es-ES"/>
+              </w:rPr>
+              <w:t>Telefonoo</w:t>
             </w:r>
           </w:p>
         </w:tc>
@@ -539,7 +449,6 @@
               </w:rPr>
               <w:t xml:space="preserve"> </w:t>
             </w:r>
-            <w:proofErr w:type="spellStart"/>
             <w:r>
               <w:rPr>
                 <w:rFonts w:ascii="Arial" w:hAnsi="Arial" w:cs="Arial"/>
@@ -548,7 +457,6 @@
               </w:rPr>
               <w:t>Tipo_Negocio</w:t>
             </w:r>
-            <w:proofErr w:type="spellEnd"/>
           </w:p>
         </w:tc>
         <w:tc>
@@ -579,7 +487,6 @@
               </w:rPr>
               <w:t xml:space="preserve"> </w:t>
             </w:r>
-            <w:proofErr w:type="spellStart"/>
             <w:r>
               <w:rPr>
                 <w:rFonts w:ascii="Arial" w:hAnsi="Arial" w:cs="Arial"/>
@@ -588,7 +495,6 @@
               </w:rPr>
               <w:t>KG_Recibido</w:t>
             </w:r>
-            <w:proofErr w:type="spellEnd"/>
           </w:p>
         </w:tc>
         <w:tc>
@@ -619,7 +525,6 @@
               </w:rPr>
               <w:t xml:space="preserve"> </w:t>
             </w:r>
-            <w:proofErr w:type="spellStart"/>
             <w:r>
               <w:rPr>
                 <w:rFonts w:ascii="Arial" w:hAnsi="Arial" w:cs="Arial"/>
@@ -628,7 +533,6 @@
               </w:rPr>
               <w:t>Fecha_Recoleccion</w:t>
             </w:r>
-            <w:proofErr w:type="spellEnd"/>
           </w:p>
         </w:tc>
       </w:tr>
@@ -765,7 +669,7 @@
     </w:p>
     <w:p>
       <w:pPr>
-        <w:jc w:val="both"/>
+        <w:spacing w:after="0" w:line="240" w:lineRule="auto"/>
         <w:rPr>
           <w:rFonts w:ascii="Arial" w:hAnsi="Arial" w:cs="Arial"/>
           <w:sz w:val="24"/>
@@ -786,26 +690,25 @@
           <w:sz w:val="24"/>
           <w:szCs w:val="24"/>
         </w:rPr>
-        <w:t xml:space="preserve">T </w:t>
-      </w:r>
-      <w:proofErr w:type="spellStart"/>
-      <w:r>
-        <w:rPr>
-          <w:rFonts w:ascii="Arial" w:hAnsi="Arial" w:cs="Arial"/>
-          <w:sz w:val="24"/>
-          <w:szCs w:val="24"/>
-        </w:rPr>
-        <w:t>Nit</w:t>
-      </w:r>
-      <w:proofErr w:type="spellEnd"/>
+        <w:t>T</w:t>
+      </w:r>
+      <w:r>
+        <w:rPr>
+          <w:rFonts w:ascii="Arial" w:hAnsi="Arial" w:cs="Arial"/>
+          <w:sz w:val="24"/>
+          <w:szCs w:val="24"/>
+        </w:rPr>
+        <w:t xml:space="preserve"> </w:t>
+      </w:r>
       <w:proofErr w:type="gramStart"/>
       <w:r>
         <w:rPr>
           <w:rFonts w:ascii="Arial" w:hAnsi="Arial" w:cs="Arial"/>
           <w:sz w:val="24"/>
           <w:szCs w:val="24"/>
-        </w:rPr>
-        <w:t>_</w:t>
+          <w:lang w:val="es-ES"/>
+        </w:rPr>
+        <w:t>Nitt</w:t>
       </w:r>
       <w:r>
         <w:rPr>
@@ -883,7 +786,6 @@
         </w:rPr>
         <w:t xml:space="preserve"> </w:t>
       </w:r>
-      <w:proofErr w:type="spellStart"/>
       <w:r>
         <w:rPr>
           <w:rFonts w:ascii="Arial" w:hAnsi="Arial" w:cs="Arial"/>
@@ -893,7 +795,6 @@
         </w:rPr>
         <w:t>Fecha_Hoy_Cliente</w:t>
       </w:r>
-      <w:proofErr w:type="spellEnd"/>
       <w:r>
         <w:rPr>
           <w:rFonts w:ascii="Arial" w:hAnsi="Arial" w:cs="Arial"/>
@@ -921,7 +822,6 @@
         </w:rPr>
         <w:t xml:space="preserve"> </w:t>
       </w:r>
-      <w:proofErr w:type="spellStart"/>
       <w:r>
         <w:rPr>
           <w:rFonts w:ascii="Arial" w:hAnsi="Arial" w:cs="Arial"/>
@@ -931,7 +831,6 @@
         </w:rPr>
         <w:t>Fecha_Limite_Cliente</w:t>
       </w:r>
-      <w:proofErr w:type="spellEnd"/>
     </w:p>
     <w:p>
       <w:pPr>
@@ -1108,19 +1007,11 @@
                                 <w:color w:val="E36C0A" w:themeColor="accent6" w:themeShade="BF"/>
                               </w:rPr>
                             </w:pPr>
-                            <w:proofErr w:type="spellStart"/>
                             <w:r>
                               <w:rPr>
                                 <w:color w:val="E36C0A" w:themeColor="accent6" w:themeShade="BF"/>
                               </w:rPr>
-                              <w:t>Ak</w:t>
-                            </w:r>
-                            <w:proofErr w:type="spellEnd"/>
-                            <w:r>
-                              <w:rPr>
-                                <w:color w:val="E36C0A" w:themeColor="accent6" w:themeShade="BF"/>
-                              </w:rPr>
-                              <w:t xml:space="preserve"> 10Este # 89-37 sur – Bogotá </w:t>
+                              <w:t xml:space="preserve">Ak 10Este # 89-37 sur – Bogotá </w:t>
                             </w:r>
                             <w:proofErr w:type="gramStart"/>
                             <w:r>
@@ -1157,7 +1048,7 @@
               </wp:anchor>
             </w:drawing>
           </mc:Choice>
-          <mc:Fallback xmlns:w16du="http://schemas.microsoft.com/office/word/2023/wordml/word16du">
+          <mc:Fallback>
             <w:pict>
               <v:rect w14:anchorId="24044E3C" id="Rectángulo 1" o:spid="_x0000_s1026" style="position:absolute;margin-left:76.95pt;margin-top:65.4pt;width:286.5pt;height:49.5pt;z-index:251659264;visibility:visible;mso-wrap-style:square;mso-width-percent:0;mso-height-percent:0;mso-wrap-distance-left:9pt;mso-wrap-distance-top:0;mso-wrap-distance-right:9pt;mso-wrap-distance-bottom:0;mso-position-horizontal:absolute;mso-position-horizontal-relative:margin;mso-position-vertical:absolute;mso-position-vertical-relative:text;mso-width-percent:0;mso-height-percent:0;mso-width-relative:page;mso-height-relative:margin;v-text-anchor:middle" o:gfxdata="UEsDBBQABgAIAAAAIQC2gziS/gAAAOEBAAATAAAAW0NvbnRlbnRfVHlwZXNdLnhtbJSRQU7DMBBF&#10;90jcwfIWJU67QAgl6YK0S0CoHGBkTxKLZGx5TGhvj5O2G0SRWNoz/78nu9wcxkFMGNg6quQqL6RA&#10;0s5Y6ir5vt9lD1JwBDIwOMJKHpHlpr69KfdHjyxSmriSfYz+USnWPY7AufNIadK6MEJMx9ApD/oD&#10;OlTrorhX2lFEilmcO2RdNtjC5xDF9pCuTyYBB5bi6bQ4syoJ3g9WQ0ymaiLzg5KdCXlKLjvcW893&#10;SUOqXwnz5DrgnHtJTxOsQfEKIT7DmDSUCaxw7Rqn8787ZsmRM9e2VmPeBN4uqYvTtW7jvijg9N/y&#10;JsXecLq0q+WD6m8AAAD//wMAUEsDBBQABgAIAAAAIQA4/SH/1gAAAJQBAAALAAAAX3JlbHMvLnJl&#10;bHOkkMFqwzAMhu+DvYPRfXGawxijTi+j0GvpHsDYimMaW0Yy2fr2M4PBMnrbUb/Q94l/f/hMi1qR&#10;JVI2sOt6UJgd+ZiDgffL8ekFlFSbvV0oo4EbChzGx4f9GRdb25HMsYhqlCwG5lrLq9biZkxWOiqY&#10;22YiTra2kYMu1l1tQD30/bPm3wwYN0x18gb45AdQl1tp5j/sFB2T0FQ7R0nTNEV3j6o9feQzro1i&#10;OWA14Fm+Q8a1a8+Bvu/d/dMb2JY5uiPbhG/ktn4cqGU/er3pcvwCAAD//wMAUEsDBBQABgAIAAAA&#10;IQCKVc9jgAIAAGEFAAAOAAAAZHJzL2Uyb0RvYy54bWysVE1v2zAMvQ/YfxB0X22nTdYFdYqgRYcB&#10;RVu0HXpWZCkWIIuapMTOfv0o+SNtN+ww7CJTIvlIPpO8uOwaTfbCeQWmpMVJTokwHCpltiX9/nzz&#10;6ZwSH5ipmAYjSnoQnl6uPn64aO1SzKAGXQlHEMT4ZWtLWodgl1nmeS0a5k/ACoNKCa5hAa9um1WO&#10;tYje6GyW54usBVdZB1x4j6/XvZKuEr6Ugod7Kb0IRJcUcwvpdOncxDNbXbDl1jFbKz6kwf4hi4Yp&#10;g0EnqGsWGNk59RtUo7gDDzKccGgykFJxkWrAaor8XTVPNbMi1YLkeDvR5P8fLL/bP9kHhzS01i89&#10;irGKTromfjE/0iWyDhNZoguE4+Pp4vR8PkdOOeoWs/MFygiTHb2t8+GrgIZEoaQOf0biiO1vfehN&#10;R5MYzINW1Y3SOl1iA4gr7cie4a/bbIsB/I2VNtHWQPTqAeNLdiwlSeGgRbTT5lFIoipMfpYSSV12&#10;DMI4FyYUvapmlehjF/M8H0ubPFKhCTAiS4w/YQ8AbwsYsfssB/voKlKTTs753xLrnSePFBlMmJwb&#10;ZcD9CUBjVUPk3n4kqacmshS6TYcmUdxAdXhwxEE/Ld7yG4V/8Jb58MAcjgf+dBz5cI+H1NCWlGtl&#10;KanB/Xz/Fu2wW1FDSYtjVlL/Y8ecoER/M9jHX4qzsziX6XI2/zzDi3ut2bzWmF1zBdgOBS4Vy5MY&#10;7YMeRemgecGNsI5RUcUMx9iYYHDj5Sr04487hYv1OpnhLFoWbs2T5RE8Ehs787l7Yc4O7Ruw8e9g&#10;HEm2fNfFvW30NLDeBZAqtfiRz4FynOPUO8POiYvi9T1ZHTfj6hcAAAD//wMAUEsDBBQABgAIAAAA&#10;IQDySoS33wAAAAsBAAAPAAAAZHJzL2Rvd25yZXYueG1sTI/NTsMwEITvSLyDtUjcqE2iNG0ap0II&#10;KuBGIZzdeJtE+CfEThvenuUEt53d0ew35Xa2hp1wDL13Em4XAhi6xuvetRLe3x5vVsBCVE4r4x1K&#10;+MYA2+ryolSF9mf3iqd9bBmFuFAoCV2MQ8F5aDq0Kiz8gI5uRz9aFUmOLdejOlO4NTwRYsmt6h19&#10;6NSA9x02n/vJSpiy/Plh/vjapbWo85faZE9xN0h5fTXfbYBFnOOfGX7xCR0qYjr4yenADOksXZOV&#10;hlRQB3LkyZI2BwlJsl4Br0r+v0P1AwAA//8DAFBLAQItABQABgAIAAAAIQC2gziS/gAAAOEBAAAT&#10;AAAAAAAAAAAAAAAAAAAAAABbQ29udGVudF9UeXBlc10ueG1sUEsBAi0AFAAGAAgAAAAhADj9If/W&#10;AAAAlAEAAAsAAAAAAAAAAAAAAAAALwEAAF9yZWxzLy5yZWxzUEsBAi0AFAAGAAgAAAAhAIpVz2OA&#10;AgAAYQUAAA4AAAAAAAAAAAAAAAAALgIAAGRycy9lMm9Eb2MueG1sUEsBAi0AFAAGAAgAAAAhAPJK&#10;hLffAAAACwEAAA8AAAAAAAAAAAAAAAAA2gQAAGRycy9kb3ducmV2LnhtbFBLBQYAAAAABAAEAPMA&#10;AADmBQAAAAA=&#10;" fillcolor="white [3212]" stroked="f" strokeweight="2pt">
                 <v:textbox>
@@ -1209,19 +1100,11 @@
                           <w:color w:val="E36C0A" w:themeColor="accent6" w:themeShade="BF"/>
                         </w:rPr>
                       </w:pPr>
-                      <w:proofErr w:type="spellStart"/>
                       <w:r>
                         <w:rPr>
                           <w:color w:val="E36C0A" w:themeColor="accent6" w:themeShade="BF"/>
                         </w:rPr>
-                        <w:t>Ak</w:t>
-                      </w:r>
-                      <w:proofErr w:type="spellEnd"/>
-                      <w:r>
-                        <w:rPr>
-                          <w:color w:val="E36C0A" w:themeColor="accent6" w:themeShade="BF"/>
-                        </w:rPr>
-                        <w:t xml:space="preserve"> 10Este # 89-37 sur – Bogotá </w:t>
+                        <w:t xml:space="preserve">Ak 10Este # 89-37 sur – Bogotá </w:t>
                       </w:r>
                       <w:proofErr w:type="gramStart"/>
                       <w:r>
